--- a/en/wisdom-stories/im-tired-mom.docx
+++ b/en/wisdom-stories/im-tired-mom.docx
@@ -39,13 +39,13 @@
         <w:spacing w:after="80"/>
       </w:pPr>
       <w:r>
-        <w:t>“Rest your head in my lap, son. Let it all go for a moment. Give your pains to me.”</w:t>
+        <w:t xml:space="preserve">“Rest your head in my lap, son. Let it all go for a moment. Let me share your pain.”</w:t>
       </w:r>
     </w:p>
     <w:p>
       <w:pPr/>
       <w:r>
-        <w:t>“Thank you, Mom. I’m so glad you’re here. With you, I forget both my age and everything I have lived through. May you live long.”</w:t>
+        <w:t>“Thank you, Mom. I’m so glad you’re here. With you, I forget how old I am and everything I’ve been through. May you have many more years ahead of you.”</w:t>
       </w:r>
     </w:p>
     <w:p>
@@ -53,7 +53,7 @@
         <w:spacing w:after="80"/>
       </w:pPr>
       <w:r>
-        <w:t>“A mother is the one who gives life, son. I am always beside you.”</w:t>
+        <w:t>“A mother gives you life, son. I’ll always be here for you.”</w:t>
       </w:r>
     </w:p>
     <w:p>
@@ -61,7 +61,7 @@
         <w:spacing w:after="80"/>
       </w:pPr>
       <w:r>
-        <w:t>“Mother, we tire you a great deal too. Forgive us.”</w:t>
+        <w:t xml:space="preserve">“Mom, we wear you out too. Forgive us.”</w:t>
       </w:r>
     </w:p>
     <w:p>
@@ -69,7 +69,7 @@
         <w:keepNext/>
       </w:pPr>
       <w:r>
-        <w:t>“You don’t wear me out. I’m tired because I no longer have a mother of my own. There’s no lap where I can rest my head. Don’t you wear yourself out, son. Know the worth of what you have.”</w:t>
+        <w:t>“You don’t wear me out. I’m tired because I no longer have a mother of my own. I have no mother’s lap to rest my head in. Don’t wear yourself out, son. Cherish what you have.”</w:t>
       </w:r>
     </w:p>
     <w:p>
@@ -82,7 +82,7 @@
         <w:rPr>
           <w:b/>
         </w:rPr>
-        <w:t>Moral: A mother’s embrace is the most comfortable refuge in the world. Whoever has a mother always has a place to lay their weariness. Know the worth of what you have.</w:t>
+        <w:t>Moral: A mother’s embrace is the most comforting refuge in the world. Whoever has a mother has a place to rest and lay down their burdens. Cherish what you have.</w:t>
       </w:r>
       <w:r/>
     </w:p>
